--- a/(e)CRF/Per nummer/09_Meting plantaire druk - baseline.docx
+++ b/(e)CRF/Per nummer/09_Meting plantaire druk - baseline.docx
@@ -39,129 +39,110 @@
         <w:rPr>
           <w:color w:val="24303B"/>
         </w:rPr>
-        <w:t xml:space="preserve">Deze basismeting wordt uitgevoerd om </w:t>
+        <w:t>Deze basismeting wordt uitgevoerd om extra informatie te verschaffen aan de podo-orthesist voor de aanmaak van de diabetische CMFO. De meting gebeurt in-shoe met de Novel pedar, in het schoeisel waarmee de deelnemer binnenkomt en zónder de diabetische CMFO. Er worden drie metingen uitgevoerd; links en rechts worden tegelijk opgenomen en per voet apart uitgelezen, waarna een gemiddelde piekdrukafbeelding per voet wordt berekend. Subsampling van het pedobarografisch veld dient te gebeuren via de multi-masktool en moet de voet onderverdelen in 8 interessegebieden (cf. figuur). De uitvoering staat in eCRF 09b.</w:t>
       </w:r>
       <w:r>
         <w:rPr>
           <w:color w:val="24303B"/>
         </w:rPr>
-        <w:t>extra</w:t>
       </w:r>
       <w:r>
         <w:rPr>
           <w:color w:val="24303B"/>
         </w:rPr>
-        <w:t xml:space="preserve"> informatie te verschaffen aan de </w:t>
       </w:r>
       <w:proofErr w:type="spellStart"/>
       <w:r>
         <w:rPr>
           <w:color w:val="24303B"/>
         </w:rPr>
-        <w:t>podo-orthesist</w:t>
       </w:r>
       <w:proofErr w:type="spellEnd"/>
       <w:r>
         <w:rPr>
           <w:color w:val="24303B"/>
         </w:rPr>
-        <w:t xml:space="preserve"> voor de </w:t>
       </w:r>
       <w:r>
         <w:rPr>
           <w:color w:val="24303B"/>
         </w:rPr>
-        <w:t>aanmaak</w:t>
       </w:r>
       <w:r>
         <w:rPr>
           <w:color w:val="24303B"/>
         </w:rPr>
-        <w:t xml:space="preserve"> van de diabetische CMFO. Metingen worden uitgevoerd op blote voeten, waarbij sensoren rechtstreeks op de voet worden bevestigd met dubbelzijdige tape. </w:t>
       </w:r>
       <w:r>
         <w:rPr>
           <w:color w:val="24303B"/>
         </w:rPr>
-        <w:t>Nadien</w:t>
       </w:r>
       <w:r>
         <w:rPr>
           <w:color w:val="24303B"/>
         </w:rPr>
-        <w:t xml:space="preserve"> worden standaardkousen over de sensoren gedragen. Voor elke voet worden drie drukmetingen uitgevoerd (links en rechts afzonderlijk), waarna een gemiddelde piekdrukafbeelding wordt berekend.</w:t>
       </w:r>
       <w:r>
         <w:rPr>
           <w:color w:val="24303B"/>
         </w:rPr>
-        <w:t xml:space="preserve"> </w:t>
       </w:r>
       <w:proofErr w:type="spellStart"/>
       <w:r>
         <w:rPr>
           <w:color w:val="24303B"/>
         </w:rPr>
-        <w:t>Subsampling</w:t>
       </w:r>
       <w:proofErr w:type="spellEnd"/>
       <w:r>
         <w:rPr>
           <w:color w:val="24303B"/>
         </w:rPr>
-        <w:t xml:space="preserve"> van het </w:t>
       </w:r>
       <w:proofErr w:type="spellStart"/>
       <w:r>
         <w:rPr>
           <w:color w:val="24303B"/>
         </w:rPr>
-        <w:t>pedobarografisch</w:t>
       </w:r>
       <w:proofErr w:type="spellEnd"/>
       <w:r>
         <w:rPr>
           <w:color w:val="24303B"/>
         </w:rPr>
-        <w:t xml:space="preserve"> veld dient te gebeuren </w:t>
       </w:r>
       <w:r>
         <w:rPr>
           <w:color w:val="24303B"/>
         </w:rPr>
-        <w:t>via de</w:t>
       </w:r>
       <w:r>
         <w:rPr>
           <w:color w:val="24303B"/>
         </w:rPr>
-        <w:t xml:space="preserve"> </w:t>
       </w:r>
       <w:proofErr w:type="spellStart"/>
       <w:r>
         <w:rPr>
           <w:color w:val="24303B"/>
         </w:rPr>
-        <w:t>multi-masktool</w:t>
       </w:r>
       <w:proofErr w:type="spellEnd"/>
       <w:r>
         <w:rPr>
           <w:color w:val="24303B"/>
         </w:rPr>
-        <w:t xml:space="preserve"> en moet de voet onderverdelen in </w:t>
       </w:r>
       <w:r>
         <w:rPr>
           <w:color w:val="24303B"/>
         </w:rPr>
-        <w:t>8</w:t>
       </w:r>
       <w:r>
         <w:rPr>
           <w:color w:val="24303B"/>
         </w:rPr>
-        <w:t xml:space="preserve"> interessegebieden (cf. figuur).</w:t>
       </w:r>
     </w:p>
     <w:p>
@@ -342,7 +323,7 @@
           <w:bCs/>
           <w:color w:val="24303B"/>
         </w:rPr>
-        <w:t>Tab</w:t>
+        <w:t>Tabel 1. Baseline gemiddelde piekdruk, in het schoeisel zonder diabetische CMFO</w:t>
       </w:r>
       <w:r>
         <w:rPr>
@@ -350,7 +331,6 @@
           <w:bCs/>
           <w:color w:val="24303B"/>
         </w:rPr>
-        <w:t>el</w:t>
       </w:r>
       <w:r>
         <w:rPr>
@@ -358,13 +338,11 @@
           <w:bCs/>
           <w:color w:val="24303B"/>
         </w:rPr>
-        <w:t xml:space="preserve"> 1.</w:t>
       </w:r>
       <w:r>
         <w:rPr>
           <w:color w:val="24303B"/>
         </w:rPr>
-        <w:t xml:space="preserve"> Baseline gemiddelde piekdruk op blote voeten</w:t>
       </w:r>
     </w:p>
     <w:tbl>

--- a/(e)CRF/Per nummer/09_Meting plantaire druk - baseline.docx
+++ b/(e)CRF/Per nummer/09_Meting plantaire druk - baseline.docx
@@ -1031,8 +1031,7 @@
         <w:rPr>
           <w:color w:val="000000" w:themeColor="text1"/>
         </w:rPr>
-        <w:lastRenderedPageBreak/>
-        <w:t>Definieer de drie doelregio’s die ontlast moeten worden (op basis van voorgeschiedenis van voetzweer en één of twee andere regio’s met de hoogste piekdruk)</w:t>
+        <w:t>Definieer per voet de drie doelregio’s die ontlast moeten worden: de regio van de vorige voetzweer en de twee regio’s in voorvoet of middenvoet met de hoogste piekdruk boven 200 kPa. De hiel telt alleen mee als daar de vorige voetzweer zat</w:t>
       </w:r>
     </w:p>
     <w:tbl>

--- a/(e)CRF/Per nummer/09_Meting plantaire druk - baseline.docx
+++ b/(e)CRF/Per nummer/09_Meting plantaire druk - baseline.docx
@@ -39,7 +39,7 @@
         <w:rPr>
           <w:color w:val="24303B"/>
         </w:rPr>
-        <w:t>Deze basismeting wordt uitgevoerd om extra informatie te verschaffen aan de podo-orthesist voor de aanmaak van de diabetische CMFO. De meting gebeurt in-shoe met de Novel pedar, in het schoeisel waarmee de deelnemer binnenkomt en zónder de diabetische CMFO. Er worden drie metingen uitgevoerd; links en rechts worden tegelijk opgenomen en per voet apart uitgelezen, waarna een gemiddelde piekdrukafbeelding per voet wordt berekend. Subsampling van het pedobarografisch veld dient te gebeuren via de multi-masktool en moet de voet onderverdelen in 8 interessegebieden (cf. figuur). De uitvoering staat in eCRF 09b.</w:t>
+        <w:t>Deze basismeting wordt uitgevoerd om extra informatie te verschaffen aan de podo-orthesist voor de aanmaak van de diabetische CMFO. De meting gebeurt in-shoe met de Novel pedar, in het schoeisel waarmee de deelnemer binnenkomt en zónder de diabetische CMFO. Er worden drie metingen uitgevoerd; links en rechts worden tegelijk opgenomen en per voet apart uitgelezen, waarna een gemiddelde piekdrukafbeelding per voet wordt berekend. De voet wordt onderverdeeld in 8 interessegebieden (cf. figuur). De uitvoering staat in eCRF 09b.</w:t>
       </w:r>
       <w:r>
         <w:rPr>

--- a/(e)CRF/Per nummer/09_Meting plantaire druk - baseline.docx
+++ b/(e)CRF/Per nummer/09_Meting plantaire druk - baseline.docx
@@ -1031,7 +1031,7 @@
         <w:rPr>
           <w:color w:val="000000" w:themeColor="text1"/>
         </w:rPr>
-        <w:t>Definieer per voet de drie doelregio’s die ontlast moeten worden: de regio van de vorige voetzweer en de twee regio’s in voorvoet of middenvoet met de hoogste piekdruk boven 200 kPa. De hiel telt alleen mee als daar de vorige voetzweer zat</w:t>
+        <w:t>Definieer per voet de doelregio’s die ontlast moeten worden, hoogstens drie: de regio van de vorige voetzweer en de twee regio’s in voorvoet of middenvoet met de hoogste piekdruk boven 200 kPa; liggen er minder regio’s boven 200 kPa, dan duidt u er minder aan. De hiel telt alleen mee als daar de vorige voetzweer zat</w:t>
       </w:r>
     </w:p>
     <w:tbl>
